--- a/_inbox/PDI/03-fullstack-modelagem-dados/atividade-4/7-apresentacao/pdi-fullstack-modelagem-dados-a4.docx
+++ b/_inbox/PDI/03-fullstack-modelagem-dados/atividade-4/7-apresentacao/pdi-fullstack-modelagem-dados-a4.docx
@@ -4,138 +4,157 @@
   <w:body>
     <w:p>
       <w:pPr>
-        <w:pStyle w:val="Title"/>
+        <w:jc w:val="center"/>
       </w:pPr>
       <w:r>
+        <w:rPr>
+          <w:b/>
+          <w:color w:val="8B4513"/>
+          <w:sz w:val="28"/>
+        </w:rPr>
+        <w:t>PDI</w:t>
+      </w:r>
+    </w:p>
+    <w:p>
+      <w:pPr>
+        <w:jc w:val="center"/>
+      </w:pPr>
+      <w:r>
+        <w:rPr>
+          <w:b/>
+          <w:sz w:val="46"/>
+        </w:rPr>
         <w:t>Otimizacao de Core Web Vitals (LCP/INP/CLS) com Diagnostico Real</w:t>
       </w:r>
     </w:p>
     <w:p>
+      <w:pPr>
+        <w:jc w:val="center"/>
+      </w:pPr>
       <w:r>
-        <w:t>PDI Marcos Luciano - marcosluciano.rodrigues@v4company.com</w:t>
+        <w:rPr>
+          <w:color w:val="6B7A8A"/>
+          <w:sz w:val="24"/>
+        </w:rPr>
+        <w:t>Documento Tecnico de PDI</w:t>
       </w:r>
     </w:p>
     <w:p>
       <w:pPr>
-        <w:pStyle w:val="Heading1"/>
+        <w:jc w:val="center"/>
       </w:pPr>
       <w:r>
+        <w:rPr>
+          <w:color w:val="495560"/>
+          <w:sz w:val="22"/>
+        </w:rPr>
+        <w:t>Autor: Marcos Luciano (marcosluciano.rodrigues@v4company.com)</w:t>
+        <w:br/>
+      </w:r>
+      <w:r>
+        <w:rPr>
+          <w:color w:val="495560"/>
+          <w:sz w:val="22"/>
+        </w:rPr>
+        <w:t>Unidade: FV Marketing / V4 Company</w:t>
+        <w:br/>
+      </w:r>
+      <w:r>
+        <w:rPr>
+          <w:color w:val="495560"/>
+          <w:sz w:val="22"/>
+        </w:rPr>
+        <w:t>Area: Automacao &amp; Infraestrutura</w:t>
+        <w:br/>
+      </w:r>
+      <w:r>
+        <w:rPr>
+          <w:color w:val="495560"/>
+          <w:sz w:val="22"/>
+        </w:rPr>
+        <w:t>Data: Agosto 2026</w:t>
+        <w:br/>
+      </w:r>
+      <w:r>
+        <w:rPr>
+          <w:color w:val="495560"/>
+          <w:sz w:val="22"/>
+        </w:rPr>
+        <w:t>Status: Entregue (desenvolvido)</w:t>
+        <w:br/>
+      </w:r>
+    </w:p>
+    <w:p>
+      <w:r>
+        <w:br w:type="page"/>
+      </w:r>
+    </w:p>
+    <w:p>
+      <w:pPr>
+        <w:pStyle w:val="Heading2"/>
+      </w:pPr>
+      <w:r>
+        <w:rPr>
+          <w:color w:val="8B4513"/>
+        </w:rPr>
         <w:t>1. Contexto</w:t>
       </w:r>
     </w:p>
     <w:p>
       <w:r>
-        <w:t>O front da FV carrega devagar e o usuário sente a página 'pular' depois de pronta. No mobile, clicar em botões responde com atraso. Isso não é frescura: o Google usa Core Web Vitals como ranking signal e o usuário abandona páginas lentas. Três números mandam: LCP, CLS e INP.</w:t>
-      </w:r>
-    </w:p>
-    <w:p>
-      <w:r>
-        <w:t>Analogia do café da manhãLCP é o tempo até você ver a xícara de café na mesa (a maior coisa da tela). CLS é a mesa tremer e a xícara deslocar 5cm quando você ia pegá-la (layout pula). INP é o tempo entre você esticar a mão e realmente segurar a xícara (a página responde ao seu toque). Os três medem se o café chega rápido, firme e obediente.</w:t>
+        <w:t>Portais com LCP proximo de 4s, INP ruim ao clicar em acoes e CLS ao carregar cards. CWV e sinal de ranqueamento e de retencao.</w:t>
       </w:r>
     </w:p>
     <w:p>
       <w:pPr>
-        <w:pStyle w:val="Heading1"/>
+        <w:pStyle w:val="Heading2"/>
       </w:pPr>
       <w:r>
-        <w:t>2. Diagnóstico</w:t>
-      </w:r>
-    </w:p>
-    <w:p>
-      <w:r>
-        <w:t>Imagens pesadas sem lazy-load e sem dimensão fixa esticam o LCP e o CLS. Scripts bloqueiam o main thread, inflando o INP. Renderização limpa acontece só depois de muito JS, e o browser reposa o conteúdo sem aviso.</w:t>
-      </w:r>
-    </w:p>
-    <w:p>
-      <w:r>
-        <w:t>LCP (s) — menor é melhorJanFevMarAbrMaiJunJulAgoSetOutNovDezAntesDepoisCLS — menor é melhorJanFevMarAbrMaiJunJulAgoSetOutNovDezCLS AntesCLS Depois</w:t>
-      </w:r>
-    </w:p>
-    <w:p>
-      <w:r>
-        <w:t>Raiz do problema: ausência de orçamento de performance no front — imagens sem dimensão/sem lazy-load (LCP/CLS) e JS monopolizando o main thread (INP). Cada métrica tem causa técnica específica e corrigível.</w:t>
-      </w:r>
-    </w:p>
-    <w:p>
-      <w:pPr>
-        <w:pStyle w:val="Heading1"/>
-      </w:pPr>
-      <w:r>
-        <w:t>3. Solução</w:t>
-      </w:r>
-    </w:p>
-    <w:p>
-      <w:r>
-        <w:t>Tratar cada vital separadamente: LCP com imagem principal pré-carregada e formato moderno (WebP/AVIF) em CDN; CLS reservando espaço (atributos width/height e skeleton) para todo elemento que carrega depois; INP quebrando tarefas longas do JS em pedaços (requestIdleCallback/scheduler.yield) e adiando scripts não críticos.</w:t>
-      </w:r>
-    </w:p>
-    <w:p>
-      <w:pPr>
-        <w:pStyle w:val="Heading1"/>
-      </w:pPr>
-      <w:r>
-        <w:t>4. Como funciona (pipeline)</w:t>
-      </w:r>
-    </w:p>
-    <w:p>
-      <w:r>
-        <w:t>[ver fluxo / gráfico no documento HTML]</w:t>
-      </w:r>
-    </w:p>
-    <w:p>
-      <w:pPr>
-        <w:pStyle w:val="Heading1"/>
-      </w:pPr>
-      <w:r>
-        <w:t>5. Antes vs Depois</w:t>
+        <w:rPr>
+          <w:color w:val="8B4513"/>
+        </w:rPr>
+        <w:t>2. Diagnostico</w:t>
       </w:r>
     </w:p>
     <w:tbl>
       <w:tblPr>
+        <w:tblStyle w:val="LightGrid-Accent1"/>
         <w:tblW w:type="auto" w:w="0"/>
         <w:tblLook w:firstColumn="1" w:firstRow="1" w:lastColumn="0" w:lastRow="0" w:noHBand="0" w:noVBand="1" w:val="04A0"/>
       </w:tblPr>
       <w:tblGrid>
-  </w:tblGrid>
-    </w:tbl>
-    <w:tbl>
-      <w:tblPr>
-        <w:tblW w:type="auto" w:w="0"/>
-        <w:tblLook w:firstColumn="1" w:firstRow="1" w:lastColumn="0" w:lastRow="0" w:noHBand="0" w:noVBand="1" w:val="04A0"/>
-      </w:tblPr>
-      <w:tblGrid>
-        <w:gridCol w:w="2880"/>
-        <w:gridCol w:w="2880"/>
-        <w:gridCol w:w="2880"/>
+        <w:gridCol w:w="2946"/>
+        <w:gridCol w:w="2946"/>
+        <w:gridCol w:w="2946"/>
       </w:tblGrid>
       <w:tr>
         <w:tc>
           <w:tcPr>
-            <w:tcW w:type="dxa" w:w="2880"/>
+            <w:tcW w:type="dxa" w:w="2946"/>
           </w:tcPr>
           <w:p>
             <w:r>
-              <w:t>Vital</w:t>
+              <w:t>Metrica</w:t>
             </w:r>
           </w:p>
         </w:tc>
         <w:tc>
           <w:tcPr>
-            <w:tcW w:type="dxa" w:w="2880"/>
+            <w:tcW w:type="dxa" w:w="2946"/>
           </w:tcPr>
           <w:p>
             <w:r>
-              <w:t>Antes</w:t>
+              <w:t>Campo</w:t>
             </w:r>
           </w:p>
         </w:tc>
         <w:tc>
           <w:tcPr>
-            <w:tcW w:type="dxa" w:w="2880"/>
+            <w:tcW w:type="dxa" w:w="2946"/>
           </w:tcPr>
           <w:p>
             <w:r>
-              <w:t>Depois (alvo Google)</w:t>
+              <w:t>Alvo</w:t>
             </w:r>
           </w:p>
         </w:tc>
@@ -143,7 +162,7 @@
       <w:tr>
         <w:tc>
           <w:tcPr>
-            <w:tcW w:type="dxa" w:w="2880"/>
+            <w:tcW w:type="dxa" w:w="2946"/>
           </w:tcPr>
           <w:p>
             <w:r>
@@ -153,21 +172,21 @@
         </w:tc>
         <w:tc>
           <w:tcPr>
-            <w:tcW w:type="dxa" w:w="2880"/>
+            <w:tcW w:type="dxa" w:w="2946"/>
           </w:tcPr>
           <w:p>
             <w:r>
-              <w:t>6.5s</w:t>
+              <w:t>4.1 s</w:t>
             </w:r>
           </w:p>
         </w:tc>
         <w:tc>
           <w:tcPr>
-            <w:tcW w:type="dxa" w:w="2880"/>
+            <w:tcW w:type="dxa" w:w="2946"/>
           </w:tcPr>
           <w:p>
             <w:r>
-              <w:t>1.9s (&lt;2.5s)</w:t>
+              <w:t>&lt;= 2.5 s</w:t>
             </w:r>
           </w:p>
         </w:tc>
@@ -175,7 +194,39 @@
       <w:tr>
         <w:tc>
           <w:tcPr>
-            <w:tcW w:type="dxa" w:w="2880"/>
+            <w:tcW w:type="dxa" w:w="2946"/>
+          </w:tcPr>
+          <w:p>
+            <w:r>
+              <w:t>INP</w:t>
+            </w:r>
+          </w:p>
+        </w:tc>
+        <w:tc>
+          <w:tcPr>
+            <w:tcW w:type="dxa" w:w="2946"/>
+          </w:tcPr>
+          <w:p>
+            <w:r>
+              <w:t>410 ms</w:t>
+            </w:r>
+          </w:p>
+        </w:tc>
+        <w:tc>
+          <w:tcPr>
+            <w:tcW w:type="dxa" w:w="2946"/>
+          </w:tcPr>
+          <w:p>
+            <w:r>
+              <w:t>&lt;= 200 ms</w:t>
+            </w:r>
+          </w:p>
+        </w:tc>
+      </w:tr>
+      <w:tr>
+        <w:tc>
+          <w:tcPr>
+            <w:tcW w:type="dxa" w:w="2946"/>
           </w:tcPr>
           <w:p>
             <w:r>
@@ -185,21 +236,177 @@
         </w:tc>
         <w:tc>
           <w:tcPr>
-            <w:tcW w:type="dxa" w:w="2880"/>
+            <w:tcW w:type="dxa" w:w="2946"/>
           </w:tcPr>
           <w:p>
             <w:r>
-              <w:t>0.45</w:t>
+              <w:t>0.22</w:t>
             </w:r>
           </w:p>
         </w:tc>
         <w:tc>
           <w:tcPr>
-            <w:tcW w:type="dxa" w:w="2880"/>
+            <w:tcW w:type="dxa" w:w="2946"/>
           </w:tcPr>
           <w:p>
             <w:r>
-              <w:t>0.01 (&lt;0.1)</w:t>
+              <w:t>&lt;= 0.1</w:t>
+            </w:r>
+          </w:p>
+        </w:tc>
+      </w:tr>
+    </w:tbl>
+    <w:p>
+      <w:r>
+        <w:t>LCP: hero sem fetchpriority nem preconnect. INP: handler sincrono bloqueia. CLS: cards sem aspect-ratio.</w:t>
+      </w:r>
+    </w:p>
+    <w:p>
+      <w:pPr>
+        <w:pStyle w:val="Heading2"/>
+      </w:pPr>
+      <w:r>
+        <w:rPr>
+          <w:color w:val="8B4513"/>
+        </w:rPr>
+        <w:t>3. Solucao (ADR-034)</w:t>
+      </w:r>
+    </w:p>
+    <w:p>
+      <w:r>
+        <w:t>Ordem de otimizacao LCP, INP e depois CLS, pelo maior ROI. Medir no CrUX antes de cada mudanca.</w:t>
+      </w:r>
+    </w:p>
+    <w:p>
+      <w:r>
+        <w:t>Entregas: 1-standards/CWV-DIAGNOSTICO.md e CORE-WEB-VITALS.md, 2-code/cwv_fixes.html e 3-supabase/field_cwv.py (baseline de campo via CrUX).</w:t>
+      </w:r>
+    </w:p>
+    <w:p>
+      <w:pPr>
+        <w:pStyle w:val="Heading2"/>
+      </w:pPr>
+      <w:r>
+        <w:rPr>
+          <w:color w:val="8B4513"/>
+        </w:rPr>
+        <w:t>4. Como funciona</w:t>
+      </w:r>
+    </w:p>
+    <w:p>
+      <w:pPr>
+        <w:pStyle w:val="ListBullet"/>
+      </w:pPr>
+      <w:r>
+        <w:t>field_cwv.py coleta o baseline de campo (p75, janela de 28 dias).</w:t>
+      </w:r>
+    </w:p>
+    <w:p>
+      <w:pPr>
+        <w:pStyle w:val="ListBullet"/>
+      </w:pPr>
+      <w:r>
+        <w:t>LCP: preconnect + fetchpriority=high no hero + AVIF.</w:t>
+      </w:r>
+    </w:p>
+    <w:p>
+      <w:pPr>
+        <w:pStyle w:val="ListBullet"/>
+      </w:pPr>
+      <w:r>
+        <w:t>INP: chunks com dynamic import + debounce nas acoes.</w:t>
+      </w:r>
+    </w:p>
+    <w:p>
+      <w:pPr>
+        <w:pStyle w:val="ListBullet"/>
+      </w:pPr>
+      <w:r>
+        <w:t>CLS: aspect-ratio e min-height nos cards; nada inserido acima do fold via JS tardio.</w:t>
+      </w:r>
+    </w:p>
+    <w:p>
+      <w:pPr>
+        <w:pStyle w:val="ListBullet"/>
+      </w:pPr>
+      <w:r>
+        <w:t>Re-medir em 28 dias e confirmar LCP&lt;=2.5, INP&lt;=200, CLS&lt;=0.1.</w:t>
+      </w:r>
+    </w:p>
+    <w:p>
+      <w:pPr>
+        <w:pStyle w:val="Heading2"/>
+      </w:pPr>
+      <w:r>
+        <w:rPr>
+          <w:color w:val="8B4513"/>
+        </w:rPr>
+        <w:t>5. Validacao</w:t>
+      </w:r>
+    </w:p>
+    <w:p>
+      <w:pPr>
+        <w:pStyle w:val="ListBullet"/>
+      </w:pPr>
+      <w:r>
+        <w:t>Baseline de campo via field_cwv.py.</w:t>
+      </w:r>
+    </w:p>
+    <w:p>
+      <w:pPr>
+        <w:pStyle w:val="ListBullet"/>
+      </w:pPr>
+      <w:r>
+        <w:t>Aplicar correcoes; re-medir em 28 dias.</w:t>
+      </w:r>
+    </w:p>
+    <w:p>
+      <w:pPr>
+        <w:pStyle w:val="ListBullet"/>
+      </w:pPr>
+      <w:r>
+        <w:t>Confirmar LCP&lt;=2.5, INP&lt;=200, CLS&lt;=0.1.</w:t>
+      </w:r>
+    </w:p>
+    <w:p>
+      <w:pPr>
+        <w:pStyle w:val="Heading2"/>
+      </w:pPr>
+      <w:r>
+        <w:rPr>
+          <w:color w:val="8B4513"/>
+        </w:rPr>
+        <w:t>6. Metricas e SLO</w:t>
+      </w:r>
+    </w:p>
+    <w:tbl>
+      <w:tblPr>
+        <w:tblStyle w:val="LightGrid-Accent1"/>
+        <w:tblW w:type="auto" w:w="0"/>
+        <w:tblLook w:firstColumn="1" w:firstRow="1" w:lastColumn="0" w:lastRow="0" w:noHBand="0" w:noVBand="1" w:val="04A0"/>
+      </w:tblPr>
+      <w:tblGrid>
+        <w:gridCol w:w="4419"/>
+        <w:gridCol w:w="4419"/>
+      </w:tblGrid>
+      <w:tr>
+        <w:tc>
+          <w:tcPr>
+            <w:tcW w:type="dxa" w:w="4419"/>
+          </w:tcPr>
+          <w:p>
+            <w:r>
+              <w:t>SLO</w:t>
+            </w:r>
+          </w:p>
+        </w:tc>
+        <w:tc>
+          <w:tcPr>
+            <w:tcW w:type="dxa" w:w="4419"/>
+          </w:tcPr>
+          <w:p>
+            <w:r>
+              <w:t>Alvo</w:t>
             </w:r>
           </w:p>
         </w:tc>
@@ -207,31 +414,65 @@
       <w:tr>
         <w:tc>
           <w:tcPr>
-            <w:tcW w:type="dxa" w:w="2880"/>
+            <w:tcW w:type="dxa" w:w="4419"/>
           </w:tcPr>
           <w:p>
             <w:r>
-              <w:t>INP</w:t>
+              <w:t>LCP p75</w:t>
             </w:r>
           </w:p>
         </w:tc>
         <w:tc>
           <w:tcPr>
-            <w:tcW w:type="dxa" w:w="2880"/>
+            <w:tcW w:type="dxa" w:w="4419"/>
           </w:tcPr>
           <w:p>
             <w:r>
-              <w:t>420ms</w:t>
+              <w:t>&lt;= 2.5 s</w:t>
+            </w:r>
+          </w:p>
+        </w:tc>
+      </w:tr>
+      <w:tr>
+        <w:tc>
+          <w:tcPr>
+            <w:tcW w:type="dxa" w:w="4419"/>
+          </w:tcPr>
+          <w:p>
+            <w:r>
+              <w:t>INP p75</w:t>
             </w:r>
           </w:p>
         </w:tc>
         <w:tc>
           <w:tcPr>
-            <w:tcW w:type="dxa" w:w="2880"/>
+            <w:tcW w:type="dxa" w:w="4419"/>
           </w:tcPr>
           <w:p>
             <w:r>
-              <w:t>180ms (&lt;200ms)</w:t>
+              <w:t>&lt;= 200 ms</w:t>
+            </w:r>
+          </w:p>
+        </w:tc>
+      </w:tr>
+      <w:tr>
+        <w:tc>
+          <w:tcPr>
+            <w:tcW w:type="dxa" w:w="4419"/>
+          </w:tcPr>
+          <w:p>
+            <w:r>
+              <w:t>CLS p75</w:t>
+            </w:r>
+          </w:p>
+        </w:tc>
+        <w:tc>
+          <w:tcPr>
+            <w:tcW w:type="dxa" w:w="4419"/>
+          </w:tcPr>
+          <w:p>
+            <w:r>
+              <w:t>&lt;= 0.1</w:t>
             </w:r>
           </w:p>
         </w:tc>
@@ -239,10 +480,13 @@
     </w:tbl>
     <w:p>
       <w:pPr>
-        <w:pStyle w:val="Heading1"/>
+        <w:pStyle w:val="Heading2"/>
       </w:pPr>
       <w:r>
-        <w:t>6. Entregas</w:t>
+        <w:rPr>
+          <w:color w:val="8B4513"/>
+        </w:rPr>
+        <w:t>7. Decisoes e tradeoffs</w:t>
       </w:r>
     </w:p>
     <w:p>
@@ -250,7 +494,7 @@
         <w:pStyle w:val="ListBullet"/>
       </w:pPr>
       <w:r>
-        <w:t>Relatório lighthouse-baseline.json: linha de base antes/da otimização.</w:t>
+        <w:t>Ordem LCP, INP e depois CLS: CLS visivel continua um ciclo; LCP de 4,1s afasta mais usuario.</w:t>
       </w:r>
     </w:p>
     <w:p>
@@ -258,7 +502,7 @@
         <w:pStyle w:val="ListBullet"/>
       </w:pPr>
       <w:r>
-        <w:t>Patch HTML de imagens: loading=lazy, dimensões e fetchpriority=high na hero.</w:t>
+        <w:t>CrUX antes de cada mudanca: ciclo de confirmacao de 28 dias; Lighthouse guia o dia a dia.</w:t>
       </w:r>
     </w:p>
     <w:p>
@@ -266,7 +510,7 @@
         <w:pStyle w:val="ListBullet"/>
       </w:pPr>
       <w:r>
-        <w:t>Script split-js.js: quebra de tarefas longas e adiamento de third-party.</w:t>
+        <w:t>priority so no hero: priority na imagem errada atrasa o resto.</w:t>
       </w:r>
     </w:p>
     <w:p>
@@ -274,43 +518,95 @@
         <w:pStyle w:val="ListBullet"/>
       </w:pPr>
       <w:r>
-        <w:t>Dashboard de RUM com LCP/CLS/INP de usuários reais.</w:t>
+        <w:t>Dynamic import por rota: primeiro uso de chat ou mapa pode atrasar um chunk.</w:t>
       </w:r>
     </w:p>
     <w:p>
       <w:pPr>
-        <w:pStyle w:val="Heading1"/>
+        <w:pStyle w:val="ListBullet"/>
       </w:pPr>
       <w:r>
-        <w:t>7. Métricas</w:t>
+        <w:t>Reserva fixa de layout: espaco vazio breve em conteudo variavel, melhor que o salto.</w:t>
+      </w:r>
+    </w:p>
+    <w:p>
+      <w:pPr>
+        <w:pStyle w:val="Heading2"/>
+      </w:pPr>
+      <w:r>
+        <w:rPr>
+          <w:color w:val="8B4513"/>
+        </w:rPr>
+        <w:t>8. Impacto no negocio</w:t>
       </w:r>
     </w:p>
     <w:p>
       <w:r>
-        <w:t>INP (ms) — menor é melhorS1S2S3S4S5S6S7S8S9S10S11S12Mês 1</w:t>
+        <w:t>Meta de 75% das sessoes no 'bom' (LCP ate 2,5s, INP ate 200ms, CLS ate 0,1), o que reduz abandono no portal de agentes e protege trafego organico sem reescrever o front.</w:t>
+      </w:r>
+    </w:p>
+    <w:p>
+      <w:pPr>
+        <w:pStyle w:val="Heading2"/>
+      </w:pPr>
+      <w:r>
+        <w:rPr>
+          <w:color w:val="8B4513"/>
+        </w:rPr>
+        <w:t>9. Referencias de estudo</w:t>
+      </w:r>
+    </w:p>
+    <w:p>
+      <w:pPr>
+        <w:pStyle w:val="ListBullet"/>
+      </w:pPr>
+      <w:r>
+        <w:t>Curso: Learn Performance (web.dev, Google)</w:t>
+      </w:r>
+    </w:p>
+    <w:p>
+      <w:pPr>
+        <w:pStyle w:val="ListBullet"/>
+      </w:pPr>
+      <w:r>
+        <w:t>Video: Core Web Vitals (Google Chrome Developers, YouTube)</w:t>
+      </w:r>
+    </w:p>
+    <w:p>
+      <w:pPr>
+        <w:pStyle w:val="ListBullet"/>
+      </w:pPr>
+      <w:r>
+        <w:t>Doc oficial: Web Vitals, https://web.dev/vitals/ (verificada em 2026-09-28)</w:t>
+      </w:r>
+    </w:p>
+    <w:p>
+      <w:pPr>
+        <w:pStyle w:val="ListBullet"/>
+      </w:pPr>
+      <w:r>
+        <w:t>Doc oficial: PageSpeed Insights, https://developers.google.com/speed/docs/insights/v5/about (verificada em 2026-09-28)</w:t>
+      </w:r>
+    </w:p>
+    <w:p>
+      <w:pPr>
+        <w:pStyle w:val="Heading2"/>
+      </w:pPr>
+      <w:r>
+        <w:rPr>
+          <w:color w:val="8B4513"/>
+        </w:rPr>
+        <w:t>10. Status final</w:t>
       </w:r>
     </w:p>
     <w:p>
       <w:r>
-        <w:t>Meta: 75% das sessões reais dentro do 'bom' em LCP, CLS e INP (crítico do Google).</w:t>
-      </w:r>
-    </w:p>
-    <w:p>
-      <w:pPr>
-        <w:pStyle w:val="Heading1"/>
-      </w:pPr>
-      <w:r>
-        <w:t>8. Status final</w:t>
-      </w:r>
-    </w:p>
-    <w:p>
-      <w:r>
-        <w:t>NÃO publicado — Desenvolvido e em homologação. Aguarda revisão antes de produção.</w:t>
+        <w:t>Desenvolvido e em homologacao. Proximos passos: Lighthouse CI no pipeline e RUM de INP por rota.</w:t>
       </w:r>
     </w:p>
     <w:sectPr>
       <w:pgSz w:w="12240" w:h="15840"/>
-      <w:pgMar w:top="1440" w:right="1800" w:bottom="1440" w:left="1800" w:header="720" w:footer="720" w:gutter="0"/>
+      <w:pgMar w:top="1417" w:right="1701" w:bottom="1417" w:left="1701" w:header="720" w:footer="720" w:gutter="0"/>
       <w:cols w:space="720"/>
       <w:docGrid w:linePitch="360"/>
     </w:sectPr>
@@ -681,6 +977,10 @@
     <w:name w:val="Normal"/>
     <w:qFormat/>
     <w:rsid w:val="00FC693F"/>
+    <w:rPr>
+      <w:rFonts w:ascii="Calibri" w:hAnsi="Calibri"/>
+      <w:sz w:val="22"/>
+    </w:rPr>
   </w:style>
   <w:style w:type="paragraph" w:styleId="Header">
     <w:name w:val="header"/>

--- a/_inbox/PDI/03-fullstack-modelagem-dados/atividade-4/7-apresentacao/pdi-fullstack-modelagem-dados-a4.docx
+++ b/_inbox/PDI/03-fullstack-modelagem-dados/atividade-4/7-apresentacao/pdi-fullstack-modelagem-dados-a4.docx
@@ -24,7 +24,7 @@
           <w:b/>
           <w:sz w:val="46"/>
         </w:rPr>
-        <w:t>Otimizacao de Core Web Vitals (LCP/INP/CLS) com Diagnostico Real</w:t>
+        <w:t>Otimização de Core Web Vitals (LCP/INP/CLS) com Diagnóstico Real</w:t>
       </w:r>
     </w:p>
     <w:p>
@@ -36,7 +36,7 @@
           <w:color w:val="6B7A8A"/>
           <w:sz w:val="24"/>
         </w:rPr>
-        <w:t>Documento Tecnico de PDI</w:t>
+        <w:t>Documento Técnico de PDI</w:t>
       </w:r>
     </w:p>
     <w:p>
@@ -64,7 +64,7 @@
           <w:color w:val="495560"/>
           <w:sz w:val="22"/>
         </w:rPr>
-        <w:t>Area: Automacao &amp; Infraestrutura</w:t>
+        <w:t>Área: Automação &amp; Infraestrutura</w:t>
         <w:br/>
       </w:r>
       <w:r>
@@ -102,7 +102,7 @@
     </w:p>
     <w:p>
       <w:r>
-        <w:t>Portais com LCP proximo de 4s, INP ruim ao clicar em acoes e CLS ao carregar cards. CWV e sinal de ranqueamento e de retencao.</w:t>
+        <w:t>Portais com LCP próximo de 4s, INP ruim ao clicar em ações e CLS ao carregar cards. CWV e sinal de ranqueamento e de retenção.</w:t>
       </w:r>
     </w:p>
     <w:p>
@@ -113,7 +113,7 @@
         <w:rPr>
           <w:color w:val="8B4513"/>
         </w:rPr>
-        <w:t>2. Diagnostico</w:t>
+        <w:t>2. Diagnóstico</w:t>
       </w:r>
     </w:p>
     <w:tbl>
@@ -134,7 +134,7 @@
           </w:tcPr>
           <w:p>
             <w:r>
-              <w:t>Metrica</w:t>
+              <w:t>Métrica</w:t>
             </w:r>
           </w:p>
         </w:tc>
@@ -258,7 +258,7 @@
     </w:tbl>
     <w:p>
       <w:r>
-        <w:t>LCP: hero sem fetchpriority nem preconnect. INP: handler sincrono bloqueia. CLS: cards sem aspect-ratio.</w:t>
+        <w:t>LCP: hero sem fetchpriority nem preconnect. INP: handler síncrono bloqueia. CLS: cards sem aspect-ratio.</w:t>
       </w:r>
     </w:p>
     <w:p>
@@ -269,12 +269,12 @@
         <w:rPr>
           <w:color w:val="8B4513"/>
         </w:rPr>
-        <w:t>3. Solucao (ADR-034)</w:t>
+        <w:t>3. Solução (ADR-034)</w:t>
       </w:r>
     </w:p>
     <w:p>
       <w:r>
-        <w:t>Ordem de otimizacao LCP, INP e depois CLS, pelo maior ROI. Medir no CrUX antes de cada mudanca.</w:t>
+        <w:t>Ordem de otimização LCP, INP e depois CLS, pelo maior ROI. Medir no CrUX antes de cada mudança.</w:t>
       </w:r>
     </w:p>
     <w:p>
@@ -314,7 +314,7 @@
         <w:pStyle w:val="ListBullet"/>
       </w:pPr>
       <w:r>
-        <w:t>INP: chunks com dynamic import + debounce nas acoes.</w:t>
+        <w:t>INP: chunks com dynamic import + debounce nas ações.</w:t>
       </w:r>
     </w:p>
     <w:p>
@@ -341,7 +341,7 @@
         <w:rPr>
           <w:color w:val="8B4513"/>
         </w:rPr>
-        <w:t>5. Validacao</w:t>
+        <w:t>5. Validação</w:t>
       </w:r>
     </w:p>
     <w:p>
@@ -357,7 +357,7 @@
         <w:pStyle w:val="ListBullet"/>
       </w:pPr>
       <w:r>
-        <w:t>Aplicar correcoes; re-medir em 28 dias.</w:t>
+        <w:t>Aplicar correções; re-medir em 28 dias.</w:t>
       </w:r>
     </w:p>
     <w:p>
@@ -376,7 +376,7 @@
         <w:rPr>
           <w:color w:val="8B4513"/>
         </w:rPr>
-        <w:t>6. Metricas e SLO</w:t>
+        <w:t>6. Métricas e SLO</w:t>
       </w:r>
     </w:p>
     <w:tbl>
@@ -486,7 +486,7 @@
         <w:rPr>
           <w:color w:val="8B4513"/>
         </w:rPr>
-        <w:t>7. Decisoes e tradeoffs</w:t>
+        <w:t>7. Decisões e tradeoffs</w:t>
       </w:r>
     </w:p>
     <w:p>
@@ -494,7 +494,7 @@
         <w:pStyle w:val="ListBullet"/>
       </w:pPr>
       <w:r>
-        <w:t>Ordem LCP, INP e depois CLS: CLS visivel continua um ciclo; LCP de 4,1s afasta mais usuario.</w:t>
+        <w:t>Ordem LCP, INP e depois CLS: CLS visível continua um ciclo; LCP de 4,1s afasta mais usuário.</w:t>
       </w:r>
     </w:p>
     <w:p>
@@ -502,7 +502,7 @@
         <w:pStyle w:val="ListBullet"/>
       </w:pPr>
       <w:r>
-        <w:t>CrUX antes de cada mudanca: ciclo de confirmacao de 28 dias; Lighthouse guia o dia a dia.</w:t>
+        <w:t>CrUX antes de cada mudança: ciclo de confirmação de 28 dias; Lighthouse guia o dia a dia.</w:t>
       </w:r>
     </w:p>
     <w:p>
@@ -510,7 +510,7 @@
         <w:pStyle w:val="ListBullet"/>
       </w:pPr>
       <w:r>
-        <w:t>priority so no hero: priority na imagem errada atrasa o resto.</w:t>
+        <w:t>priority só no hero: priority na imagem errada atrasa o resto.</w:t>
       </w:r>
     </w:p>
     <w:p>
@@ -526,7 +526,7 @@
         <w:pStyle w:val="ListBullet"/>
       </w:pPr>
       <w:r>
-        <w:t>Reserva fixa de layout: espaco vazio breve em conteudo variavel, melhor que o salto.</w:t>
+        <w:t>Reserva fixa de layout: espaço vazio breve em conteúdo variável, melhor que o salto.</w:t>
       </w:r>
     </w:p>
     <w:p>
@@ -537,12 +537,12 @@
         <w:rPr>
           <w:color w:val="8B4513"/>
         </w:rPr>
-        <w:t>8. Impacto no negocio</w:t>
+        <w:t>8. Impacto no negócio</w:t>
       </w:r>
     </w:p>
     <w:p>
       <w:r>
-        <w:t>Meta de 75% das sessoes no 'bom' (LCP ate 2,5s, INP ate 200ms, CLS ate 0,1), o que reduz abandono no portal de agentes e protege trafego organico sem reescrever o front.</w:t>
+        <w:t>Meta de 75% das sessões no 'bom' (LCP até 2,5s, INP até 200ms, CLS até 0,1), o que reduz abandono no portal de agentes e protege tráfego orgânico sem reescrever o front.</w:t>
       </w:r>
     </w:p>
     <w:p>
@@ -553,7 +553,7 @@
         <w:rPr>
           <w:color w:val="8B4513"/>
         </w:rPr>
-        <w:t>9. Referencias de estudo</w:t>
+        <w:t>9. Referências de estudo</w:t>
       </w:r>
     </w:p>
     <w:p>
@@ -569,7 +569,7 @@
         <w:pStyle w:val="ListBullet"/>
       </w:pPr>
       <w:r>
-        <w:t>Video: Core Web Vitals (Google Chrome Developers, YouTube)</w:t>
+        <w:t>Vídeo: Core Web Vitals (Google Chrome Developers, YouTube)</w:t>
       </w:r>
     </w:p>
     <w:p>
@@ -601,7 +601,7 @@
     </w:p>
     <w:p>
       <w:r>
-        <w:t>Desenvolvido e em homologacao. Proximos passos: Lighthouse CI no pipeline e RUM de INP por rota.</w:t>
+        <w:t>Desenvolvido e em homologação. Próximos passos: Lighthouse CI no pipeline e RUM de INP por rota.</w:t>
       </w:r>
     </w:p>
     <w:sectPr>
